--- a/link_eshopworld/Documentation/eShopWorld_ESW_Share_Marketing_Opt_In_Integration.docx
+++ b/link_eshopworld/Documentation/eShopWorld_ESW_Share_Marketing_Opt_In_Integration.docx
@@ -366,7 +366,7 @@
                                     <w:sz w:val="20"/>
                                     <w:szCs w:val="20"/>
                                   </w:rPr>
-                                  <w:t>8</w:t>
+                                  <w:t>9</w:t>
                                 </w:r>
                               </w:p>
                               <w:p>
@@ -396,14 +396,21 @@
                                     <w:sz w:val="20"/>
                                     <w:szCs w:val="20"/>
                                   </w:rPr>
-                                  <w:t>September</w:t>
+                                  <w:t>October</w:t>
                                 </w:r>
                                 <w:r>
                                   <w:rPr>
                                     <w:sz w:val="20"/>
                                     <w:szCs w:val="20"/>
                                   </w:rPr>
-                                  <w:t xml:space="preserve"> 2025</w:t>
+                                  <w:t xml:space="preserve"> </w:t>
+                                </w:r>
+                                <w:r>
+                                  <w:rPr>
+                                    <w:sz w:val="20"/>
+                                    <w:szCs w:val="20"/>
+                                  </w:rPr>
+                                  <w:t>2025</w:t>
                                 </w:r>
                               </w:p>
                               <w:p>
@@ -506,7 +513,7 @@
                               <w:sz w:val="20"/>
                               <w:szCs w:val="20"/>
                             </w:rPr>
-                            <w:t>8</w:t>
+                            <w:t>9</w:t>
                           </w:r>
                         </w:p>
                         <w:p>
@@ -536,14 +543,21 @@
                               <w:sz w:val="20"/>
                               <w:szCs w:val="20"/>
                             </w:rPr>
-                            <w:t>September</w:t>
+                            <w:t>October</w:t>
                           </w:r>
                           <w:r>
                             <w:rPr>
                               <w:sz w:val="20"/>
                               <w:szCs w:val="20"/>
                             </w:rPr>
-                            <w:t xml:space="preserve"> 2025</w:t>
+                            <w:t xml:space="preserve"> </w:t>
+                          </w:r>
+                          <w:r>
+                            <w:rPr>
+                              <w:sz w:val="20"/>
+                              <w:szCs w:val="20"/>
+                            </w:rPr>
+                            <w:t>2025</w:t>
                           </w:r>
                         </w:p>
                         <w:p>
@@ -2616,23 +2630,7 @@
           <w:rFonts w:ascii="Arial" w:hAnsi="Arial" w:cs="Arial"/>
           <w:lang w:eastAsia="en-IE"/>
         </w:rPr>
-        <w:t xml:space="preserve"> i.e. (SFMC, </w:t>
-      </w:r>
-      <w:proofErr w:type="spellStart"/>
-      <w:r>
-        <w:rPr>
-          <w:rFonts w:ascii="Arial" w:hAnsi="Arial" w:cs="Arial"/>
-          <w:lang w:eastAsia="en-IE"/>
-        </w:rPr>
-        <w:t>Bronto</w:t>
-      </w:r>
-      <w:proofErr w:type="spellEnd"/>
-      <w:r>
-        <w:rPr>
-          <w:rFonts w:ascii="Arial" w:hAnsi="Arial" w:cs="Arial"/>
-          <w:lang w:eastAsia="en-IE"/>
-        </w:rPr>
-        <w:t>)</w:t>
+        <w:t xml:space="preserve"> i.e. (SFMC, Bronto)</w:t>
       </w:r>
       <w:r>
         <w:rPr>
@@ -2984,29 +2982,7 @@
           <w:szCs w:val="20"/>
           <w:lang w:eastAsia="en-IE"/>
         </w:rPr>
-        <w:t xml:space="preserve">If the customer is logged in and has checked the opt-in custom profile preference, the </w:t>
-      </w:r>
-      <w:proofErr w:type="spellStart"/>
-      <w:r>
-        <w:rPr>
-          <w:rFonts w:ascii="Arial" w:hAnsi="Arial" w:cs="Arial"/>
-          <w:spacing w:val="-1"/>
-          <w:sz w:val="20"/>
-          <w:szCs w:val="20"/>
-          <w:lang w:eastAsia="en-IE"/>
-        </w:rPr>
-        <w:t>eswMaretingOptIn</w:t>
-      </w:r>
-      <w:proofErr w:type="spellEnd"/>
-      <w:r>
-        <w:rPr>
-          <w:rFonts w:ascii="Arial" w:hAnsi="Arial" w:cs="Arial"/>
-          <w:spacing w:val="-1"/>
-          <w:sz w:val="20"/>
-          <w:szCs w:val="20"/>
-          <w:lang w:eastAsia="en-IE"/>
-        </w:rPr>
-        <w:t xml:space="preserve"> meta field is added to the pre-order request with a value of true. This will cause the customer to be opted in to marketing emails on the ESW checkout page.</w:t>
+        <w:t>If the customer is logged in and has checked the opt-in custom profile preference, the eswMaretingOptIn meta field is added to the pre-order request with a value of true. This will cause the customer to be opted in to marketing emails on the ESW checkout page.</w:t>
       </w:r>
     </w:p>
     <w:p>
@@ -3104,29 +3080,7 @@
           <w:szCs w:val="20"/>
           <w:lang w:eastAsia="en-IE"/>
         </w:rPr>
-        <w:t xml:space="preserve"> or has unchecked the opt-in custom profile preference, the </w:t>
-      </w:r>
-      <w:proofErr w:type="spellStart"/>
-      <w:r>
-        <w:rPr>
-          <w:rFonts w:ascii="Arial" w:hAnsi="Arial" w:cs="Arial"/>
-          <w:spacing w:val="-1"/>
-          <w:sz w:val="20"/>
-          <w:szCs w:val="20"/>
-          <w:lang w:eastAsia="en-IE"/>
-        </w:rPr>
-        <w:t>eswMaretingOptIn</w:t>
-      </w:r>
-      <w:proofErr w:type="spellEnd"/>
-      <w:r>
-        <w:rPr>
-          <w:rFonts w:ascii="Arial" w:hAnsi="Arial" w:cs="Arial"/>
-          <w:spacing w:val="-1"/>
-          <w:sz w:val="20"/>
-          <w:szCs w:val="20"/>
-          <w:lang w:eastAsia="en-IE"/>
-        </w:rPr>
-        <w:t xml:space="preserve"> meta field is added to the pre-order request with a value of false. This will cause the customer to be opted out of marketing emails on the ESW checkout page.</w:t>
+        <w:t xml:space="preserve"> or has unchecked the opt-in custom profile preference, the eswMaretingOptIn meta field is added to the pre-order request with a value of false. This will cause the customer to be opted out of marketing emails on the ESW checkout page.</w:t>
       </w:r>
     </w:p>
     <w:p>
@@ -3320,25 +3274,7 @@
           <w:sz w:val="20"/>
           <w:szCs w:val="20"/>
         </w:rPr>
-        <w:t xml:space="preserve">opt-in preference on the ESW checkout page, ESW will update the customer's </w:t>
-      </w:r>
-      <w:proofErr w:type="spellStart"/>
-      <w:r>
-        <w:rPr>
-          <w:rFonts w:ascii="Arial" w:hAnsi="Arial" w:cs="Arial"/>
-          <w:sz w:val="20"/>
-          <w:szCs w:val="20"/>
-        </w:rPr>
-        <w:t>eswMaretingOptIn</w:t>
-      </w:r>
-      <w:proofErr w:type="spellEnd"/>
-      <w:r>
-        <w:rPr>
-          <w:rFonts w:ascii="Arial" w:hAnsi="Arial" w:cs="Arial"/>
-          <w:sz w:val="20"/>
-          <w:szCs w:val="20"/>
-        </w:rPr>
-        <w:t xml:space="preserve"> profile preference in SFCC to true</w:t>
+        <w:t>opt-in preference on the ESW checkout page, ESW will update the customer's eswMaretingOptIn profile preference in SFCC to true</w:t>
       </w:r>
       <w:r>
         <w:rPr>
@@ -3395,29 +3331,7 @@
           <w:szCs w:val="20"/>
           <w:lang w:eastAsia="en-IE"/>
         </w:rPr>
-        <w:t xml:space="preserve">f the customer unchecked the opt-in preference on the ESW checkout page, ESW will update the customer's </w:t>
-      </w:r>
-      <w:proofErr w:type="spellStart"/>
-      <w:r>
-        <w:rPr>
-          <w:rFonts w:ascii="Arial" w:hAnsi="Arial" w:cs="Arial"/>
-          <w:spacing w:val="-1"/>
-          <w:sz w:val="20"/>
-          <w:szCs w:val="20"/>
-          <w:lang w:eastAsia="en-IE"/>
-        </w:rPr>
-        <w:t>eswMaretingOptIn</w:t>
-      </w:r>
-      <w:proofErr w:type="spellEnd"/>
-      <w:r>
-        <w:rPr>
-          <w:rFonts w:ascii="Arial" w:hAnsi="Arial" w:cs="Arial"/>
-          <w:spacing w:val="-1"/>
-          <w:sz w:val="20"/>
-          <w:szCs w:val="20"/>
-          <w:lang w:eastAsia="en-IE"/>
-        </w:rPr>
-        <w:t xml:space="preserve"> profile preference in SFCC to false.</w:t>
+        <w:t>f the customer unchecked the opt-in preference on the ESW checkout page, ESW will update the customer's eswMaretingOptIn profile preference in SFCC to false.</w:t>
       </w:r>
     </w:p>
     <w:p>
@@ -3676,7 +3590,6 @@
         </w:rPr>
         <w:t xml:space="preserve">opt-in custom profile preference, the </w:t>
       </w:r>
-      <w:proofErr w:type="spellStart"/>
       <w:r>
         <w:rPr>
           <w:rFonts w:ascii="Arial" w:hAnsi="Arial" w:cs="Arial"/>
@@ -3687,7 +3600,6 @@
         </w:rPr>
         <w:t>eswSMSOptin</w:t>
       </w:r>
-      <w:proofErr w:type="spellEnd"/>
       <w:r>
         <w:rPr>
           <w:rFonts w:ascii="Arial" w:hAnsi="Arial" w:cs="Arial"/>
@@ -3836,7 +3748,6 @@
         </w:rPr>
         <w:t xml:space="preserve">opt-in custom profile preference, the </w:t>
       </w:r>
-      <w:proofErr w:type="spellStart"/>
       <w:r>
         <w:rPr>
           <w:rFonts w:ascii="Arial" w:hAnsi="Arial" w:cs="Arial"/>
@@ -3847,7 +3758,6 @@
         </w:rPr>
         <w:t>eswSMSOptin</w:t>
       </w:r>
-      <w:proofErr w:type="spellEnd"/>
       <w:r>
         <w:rPr>
           <w:rFonts w:ascii="Arial" w:hAnsi="Arial" w:cs="Arial"/>
@@ -4073,7 +3983,6 @@
         </w:rPr>
         <w:t xml:space="preserve">opt-in preference on the ESW checkout page, ESW will update the customer's </w:t>
       </w:r>
-      <w:proofErr w:type="spellStart"/>
       <w:r>
         <w:rPr>
           <w:rFonts w:ascii="Arial" w:hAnsi="Arial" w:cs="Arial"/>
@@ -4082,7 +3991,6 @@
         </w:rPr>
         <w:t>eswSMSOptin</w:t>
       </w:r>
-      <w:proofErr w:type="spellEnd"/>
       <w:r>
         <w:rPr>
           <w:rFonts w:ascii="Arial" w:hAnsi="Arial" w:cs="Arial"/>
@@ -4188,20 +4096,8 @@
           <w:szCs w:val="20"/>
           <w:lang w:eastAsia="en-IE"/>
         </w:rPr>
-        <w:t xml:space="preserve"> </w:t>
-      </w:r>
-      <w:proofErr w:type="spellStart"/>
-      <w:r>
-        <w:rPr>
-          <w:rFonts w:ascii="Arial" w:hAnsi="Arial" w:cs="Arial"/>
-          <w:spacing w:val="-1"/>
-          <w:sz w:val="20"/>
-          <w:szCs w:val="20"/>
-          <w:lang w:eastAsia="en-IE"/>
-        </w:rPr>
-        <w:t>eswSMSOptin</w:t>
-      </w:r>
-      <w:proofErr w:type="spellEnd"/>
+        <w:t xml:space="preserve"> eswSMSOptin</w:t>
+      </w:r>
       <w:r>
         <w:rPr>
           <w:rFonts w:ascii="Arial" w:hAnsi="Arial" w:cs="Arial"/>
@@ -4246,43 +4142,15 @@
           <w:sz w:val="20"/>
           <w:szCs w:val="20"/>
         </w:rPr>
-        <w:t xml:space="preserve">For guest shoppers, if a profile is found with the email used in order then the profile attribute will be updated only if the shopper checked the SMS marketing </w:t>
-      </w:r>
-      <w:proofErr w:type="spellStart"/>
-      <w:r>
-        <w:rPr>
-          <w:rFonts w:ascii="Arial" w:hAnsi="Arial" w:cs="Arial"/>
-          <w:sz w:val="20"/>
-          <w:szCs w:val="20"/>
-        </w:rPr>
-        <w:t>optin</w:t>
-      </w:r>
-      <w:proofErr w:type="spellEnd"/>
-      <w:r>
-        <w:rPr>
-          <w:rFonts w:ascii="Arial" w:hAnsi="Arial" w:cs="Arial"/>
-          <w:sz w:val="20"/>
-          <w:szCs w:val="20"/>
-        </w:rPr>
-        <w:t xml:space="preserve">. This means that if the customer did not check the SMS marketing </w:t>
-      </w:r>
-      <w:proofErr w:type="spellStart"/>
-      <w:r>
-        <w:rPr>
-          <w:rFonts w:ascii="Arial" w:hAnsi="Arial" w:cs="Arial"/>
-          <w:sz w:val="20"/>
-          <w:szCs w:val="20"/>
-        </w:rPr>
-        <w:t>optin</w:t>
-      </w:r>
-      <w:proofErr w:type="spellEnd"/>
-      <w:r>
-        <w:rPr>
-          <w:rFonts w:ascii="Arial" w:hAnsi="Arial" w:cs="Arial"/>
-          <w:sz w:val="20"/>
-          <w:szCs w:val="20"/>
-        </w:rPr>
-        <w:t xml:space="preserve"> checkbox on ESW checkout, there would be no change in the profile attribute</w:t>
+        <w:t>For guest shoppers, if a profile is found with the email used in order then the profile attribute will be updated only if the shopper checked the SMS marketing optin</w:t>
+      </w:r>
+      <w:r>
+        <w:rPr>
+          <w:rFonts w:ascii="Arial" w:hAnsi="Arial" w:cs="Arial"/>
+          <w:sz w:val="20"/>
+          <w:szCs w:val="20"/>
+        </w:rPr>
+        <w:t>. This means that if the customer did not check the SMS marketing optin checkbox on ESW checkout, there would be no change in the profile attribute</w:t>
       </w:r>
     </w:p>
     <w:p>
@@ -4388,29 +4256,7 @@
           <w:szCs w:val="20"/>
           <w:lang w:eastAsia="en-IE"/>
         </w:rPr>
-        <w:t xml:space="preserve">third party is used to manage marketing </w:t>
-      </w:r>
-      <w:proofErr w:type="spellStart"/>
-      <w:r>
-        <w:rPr>
-          <w:rFonts w:ascii="Arial" w:hAnsi="Arial" w:cs="Arial"/>
-          <w:spacing w:val="-1"/>
-          <w:sz w:val="20"/>
-          <w:szCs w:val="20"/>
-          <w:lang w:eastAsia="en-IE"/>
-        </w:rPr>
-        <w:t>optin</w:t>
-      </w:r>
-      <w:proofErr w:type="spellEnd"/>
-      <w:r>
-        <w:rPr>
-          <w:rFonts w:ascii="Arial" w:hAnsi="Arial" w:cs="Arial"/>
-          <w:spacing w:val="-1"/>
-          <w:sz w:val="20"/>
-          <w:szCs w:val="20"/>
-          <w:lang w:eastAsia="en-IE"/>
-        </w:rPr>
-        <w:t>, the ESW cartridge’s functions can be customized</w:t>
+        <w:t>third party is used to manage marketing optin, the ESW cartridge’s functions can be customized</w:t>
       </w:r>
       <w:r>
         <w:rPr>

--- a/link_eshopworld/Documentation/eShopWorld_ESW_Share_Marketing_Opt_In_Integration.docx
+++ b/link_eshopworld/Documentation/eShopWorld_ESW_Share_Marketing_Opt_In_Integration.docx
@@ -359,7 +359,21 @@
                                     <w:sz w:val="20"/>
                                     <w:szCs w:val="20"/>
                                   </w:rPr>
-                                  <w:t>5.0.0</w:t>
+                                  <w:t>5.</w:t>
+                                </w:r>
+                                <w:r>
+                                  <w:rPr>
+                                    <w:sz w:val="20"/>
+                                    <w:szCs w:val="20"/>
+                                  </w:rPr>
+                                  <w:t>1</w:t>
+                                </w:r>
+                                <w:r>
+                                  <w:rPr>
+                                    <w:sz w:val="20"/>
+                                    <w:szCs w:val="20"/>
+                                  </w:rPr>
+                                  <w:t>.0</w:t>
                                 </w:r>
                               </w:p>
                               <w:p>
@@ -389,7 +403,7 @@
                                     <w:sz w:val="20"/>
                                     <w:szCs w:val="20"/>
                                   </w:rPr>
-                                  <w:t>February</w:t>
+                                  <w:t>May</w:t>
                                 </w:r>
                                 <w:r>
                                   <w:rPr>
@@ -499,7 +513,21 @@
                               <w:sz w:val="20"/>
                               <w:szCs w:val="20"/>
                             </w:rPr>
-                            <w:t>5.0.0</w:t>
+                            <w:t>5.</w:t>
+                          </w:r>
+                          <w:r>
+                            <w:rPr>
+                              <w:sz w:val="20"/>
+                              <w:szCs w:val="20"/>
+                            </w:rPr>
+                            <w:t>1</w:t>
+                          </w:r>
+                          <w:r>
+                            <w:rPr>
+                              <w:sz w:val="20"/>
+                              <w:szCs w:val="20"/>
+                            </w:rPr>
+                            <w:t>.0</w:t>
                           </w:r>
                         </w:p>
                         <w:p>
@@ -529,7 +557,7 @@
                               <w:sz w:val="20"/>
                               <w:szCs w:val="20"/>
                             </w:rPr>
-                            <w:t>February</w:t>
+                            <w:t>May</w:t>
                           </w:r>
                           <w:r>
                             <w:rPr>

--- a/link_eshopworld/Documentation/eShopWorld_ESW_Share_Marketing_Opt_In_Integration.docx
+++ b/link_eshopworld/Documentation/eShopWorld_ESW_Share_Marketing_Opt_In_Integration.docx
@@ -373,7 +373,14 @@
                                     <w:sz w:val="20"/>
                                     <w:szCs w:val="20"/>
                                   </w:rPr>
-                                  <w:t>.0</w:t>
+                                  <w:t>.</w:t>
+                                </w:r>
+                                <w:r>
+                                  <w:rPr>
+                                    <w:sz w:val="20"/>
+                                    <w:szCs w:val="20"/>
+                                  </w:rPr>
+                                  <w:t>1</w:t>
                                 </w:r>
                               </w:p>
                               <w:p>
@@ -403,7 +410,7 @@
                                     <w:sz w:val="20"/>
                                     <w:szCs w:val="20"/>
                                   </w:rPr>
-                                  <w:t>May</w:t>
+                                  <w:t>June</w:t>
                                 </w:r>
                                 <w:r>
                                   <w:rPr>
@@ -527,7 +534,14 @@
                               <w:sz w:val="20"/>
                               <w:szCs w:val="20"/>
                             </w:rPr>
-                            <w:t>.0</w:t>
+                            <w:t>.</w:t>
+                          </w:r>
+                          <w:r>
+                            <w:rPr>
+                              <w:sz w:val="20"/>
+                              <w:szCs w:val="20"/>
+                            </w:rPr>
+                            <w:t>1</w:t>
                           </w:r>
                         </w:p>
                         <w:p>
@@ -557,7 +571,7 @@
                               <w:sz w:val="20"/>
                               <w:szCs w:val="20"/>
                             </w:rPr>
-                            <w:t>May</w:t>
+                            <w:t>June</w:t>
                           </w:r>
                           <w:r>
                             <w:rPr>

--- a/link_eshopworld/Documentation/eShopWorld_ESW_Share_Marketing_Opt_In_Integration.docx
+++ b/link_eshopworld/Documentation/eShopWorld_ESW_Share_Marketing_Opt_In_Integration.docx
@@ -359,7 +359,28 @@
                                     <w:sz w:val="20"/>
                                     <w:szCs w:val="20"/>
                                   </w:rPr>
-                                  <w:t>5.0.0</w:t>
+                                  <w:t>5.</w:t>
+                                </w:r>
+                                <w:r>
+                                  <w:rPr>
+                                    <w:sz w:val="20"/>
+                                    <w:szCs w:val="20"/>
+                                  </w:rPr>
+                                  <w:t>1</w:t>
+                                </w:r>
+                                <w:r>
+                                  <w:rPr>
+                                    <w:sz w:val="20"/>
+                                    <w:szCs w:val="20"/>
+                                  </w:rPr>
+                                  <w:t>.</w:t>
+                                </w:r>
+                                <w:r>
+                                  <w:rPr>
+                                    <w:sz w:val="20"/>
+                                    <w:szCs w:val="20"/>
+                                  </w:rPr>
+                                  <w:t>1</w:t>
                                 </w:r>
                               </w:p>
                               <w:p>
@@ -389,7 +410,7 @@
                                     <w:sz w:val="20"/>
                                     <w:szCs w:val="20"/>
                                   </w:rPr>
-                                  <w:t>February</w:t>
+                                  <w:t>June</w:t>
                                 </w:r>
                                 <w:r>
                                   <w:rPr>
@@ -499,7 +520,28 @@
                               <w:sz w:val="20"/>
                               <w:szCs w:val="20"/>
                             </w:rPr>
-                            <w:t>5.0.0</w:t>
+                            <w:t>5.</w:t>
+                          </w:r>
+                          <w:r>
+                            <w:rPr>
+                              <w:sz w:val="20"/>
+                              <w:szCs w:val="20"/>
+                            </w:rPr>
+                            <w:t>1</w:t>
+                          </w:r>
+                          <w:r>
+                            <w:rPr>
+                              <w:sz w:val="20"/>
+                              <w:szCs w:val="20"/>
+                            </w:rPr>
+                            <w:t>.</w:t>
+                          </w:r>
+                          <w:r>
+                            <w:rPr>
+                              <w:sz w:val="20"/>
+                              <w:szCs w:val="20"/>
+                            </w:rPr>
+                            <w:t>1</w:t>
                           </w:r>
                         </w:p>
                         <w:p>
@@ -529,7 +571,7 @@
                               <w:sz w:val="20"/>
                               <w:szCs w:val="20"/>
                             </w:rPr>
-                            <w:t>February</w:t>
+                            <w:t>June</w:t>
                           </w:r>
                           <w:r>
                             <w:rPr>
